--- a/output/第10期計画_構成町の意見への回答と工程の前倒し案.docx
+++ b/output/第10期計画_構成町の意見への回答と工程の前倒し案.docx
@@ -4080,7 +4080,7 @@
           <w:rFonts w:ascii="游ゴシック" w:hAnsi="游ゴシック" w:eastAsia="游ゴシック"/>
           <w:sz w:val="21"/>
         </w:rPr>
-        <w:t>・報酬改定率が未確定です。第10期は令和9年度が改定の年に当たらないため、現時点は改定なしで置いています。国の政令・告示が出た段階で置き直します。</w:t>
+        <w:t>・報酬改定率が未確定です。介護報酬の改定は3年ごとに行われ、平成30年度・令和3年度・令和6年度と実施されてきました。次は令和9年度で、第10期計画の初年度に当たります。改定率が未告示であるため、現時点は改定なしで置いています。告示が出た段階で置き直します。なお当区域の単価の実績は、構成を固定した指数で7年間に12.93％（年率1.75％）伸びており、改定のあった年（平均1.42％）となかった年（平均2.20％）で差が見られません。改定率のみを織り込む方法と、単価の実績の趨勢を置く方法の比較を「趨勢に現れない要因の分析」06シートに整理しています。</w:t>
       </w:r>
     </w:p>
     <w:p>
